--- a/evening/FCS (ADP ITM IV)/06 internship report templates/ITM IV Evening IRs.docx
+++ b/evening/FCS (ADP ITM IV)/06 internship report templates/ITM IV Evening IRs.docx
@@ -967,8 +967,6 @@
             <w:r>
               <w:t>Booklet Await</w:t>
             </w:r>
-            <w:bookmarkStart w:id="0" w:name="_GoBack"/>
-            <w:bookmarkEnd w:id="0"/>
           </w:p>
         </w:tc>
       </w:tr>
@@ -1077,10 +1075,7 @@
           </w:tcPr>
           <w:p>
             <w:r>
-              <w:t xml:space="preserve">Booklet </w:t>
-            </w:r>
-            <w:r>
-              <w:t>printed / USB Awaited</w:t>
+              <w:t>Booklet printed / USB Awaited</w:t>
             </w:r>
           </w:p>
         </w:tc>
@@ -1482,8 +1477,10 @@
           </w:tcPr>
           <w:p>
             <w:r>
-              <w:t>Booklet Await</w:t>
-            </w:r>
+              <w:t>Submitted</w:t>
+            </w:r>
+            <w:bookmarkStart w:id="0" w:name="_GoBack"/>
+            <w:bookmarkEnd w:id="0"/>
           </w:p>
         </w:tc>
       </w:tr>
